--- a/public/assets/files/stacjonarne/HKJ.docx
+++ b/public/assets/files/stacjonarne/HKJ.docx
@@ -523,6 +523,7 @@
                 <w:i w:val="0"/>
                 <w:sz w:val="22"/>
               </w:rPr>
+              <w:t>I</w:t>
             </w:r>
           </w:p>
         </w:tc>
@@ -560,6 +561,7 @@
                 <w:i w:val="0"/>
                 <w:sz w:val="22"/>
               </w:rPr>
+              <w:t>obligatoryjny</w:t>
             </w:r>
           </w:p>
         </w:tc>

--- a/public/assets/files/stacjonarne/HKJ.docx
+++ b/public/assets/files/stacjonarne/HKJ.docx
@@ -680,12 +680,22 @@
         <w:tblW w:w="5000" w:type="pct"/>
       </w:tblPr>
       <w:tblGrid>
-        <w:gridCol w:w="9972"/>
+        <w:gridCol w:w="997"/>
+        <w:gridCol w:w="997"/>
+        <w:gridCol w:w="997"/>
+        <w:gridCol w:w="997"/>
+        <w:gridCol w:w="997"/>
+        <w:gridCol w:w="997"/>
+        <w:gridCol w:w="997"/>
+        <w:gridCol w:w="997"/>
+        <w:gridCol w:w="997"/>
+        <w:gridCol w:w="997"/>
       </w:tblGrid>
       <w:tr>
         <w:tc>
           <w:tcPr>
-            <w:tcW w:type="dxa" w:w="9972"/>
+            <w:tcW w:type="dxa" w:w="9970"/>
+            <w:gridSpan w:val="10"/>
             <w:shd w:val="clear" w:color="auto" w:fill="D9D9D9"/>
           </w:tcPr>
           <w:p>
@@ -704,31 +714,34 @@
           </w:p>
         </w:tc>
       </w:tr>
-    </w:tbl>
-    <w:tbl>
-      <w:tblPr>
-        <w:tblW w:type="auto" w:w="0"/>
-        <w:tblLook w:firstColumn="1" w:firstRow="1" w:lastColumn="0" w:lastRow="0" w:noHBand="0" w:noVBand="1" w:val="04A0"/>
-        <w:tblBorders>
-          <w:top w:val="single" w:sz="4" w:space="0" w:color="000000"/>
-          <w:left w:val="single" w:sz="4" w:space="0" w:color="000000"/>
-          <w:bottom w:val="single" w:sz="4" w:space="0" w:color="000000"/>
-          <w:right w:val="single" w:sz="4" w:space="0" w:color="000000"/>
-          <w:insideH w:val="single" w:sz="4" w:space="0" w:color="000000"/>
-          <w:insideV w:val="single" w:sz="4" w:space="0" w:color="000000"/>
-        </w:tblBorders>
-        <w:tblW w:w="5000" w:type="pct"/>
-      </w:tblPr>
-      <w:tblGrid>
-        <w:gridCol w:w="2493"/>
-        <w:gridCol w:w="2493"/>
-        <w:gridCol w:w="2493"/>
-        <w:gridCol w:w="2493"/>
-      </w:tblGrid>
       <w:tr>
         <w:tc>
           <w:tcPr>
-            <w:tcW w:type="dxa" w:w="2493"/>
+            <w:tcW w:type="dxa" w:w="9970"/>
+            <w:gridSpan w:val="10"/>
+            <w:shd w:val="clear" w:color="auto" w:fill="D9D9D9"/>
+          </w:tcPr>
+          <w:p>
+            <w:pPr>
+              <w:spacing w:before="20" w:after="20"/>
+            </w:pPr>
+            <w:r>
+              <w:rPr>
+                <w:rFonts w:ascii="Aptos" w:hAnsi="Aptos"/>
+                <w:b w:val="0"/>
+                <w:i w:val="0"/>
+                <w:sz w:val="16"/>
+              </w:rPr>
+              <w:t>Wymiar godzinowy (liczba godzin w semestrze)</w:t>
+            </w:r>
+          </w:p>
+        </w:tc>
+      </w:tr>
+      <w:tr>
+        <w:tc>
+          <w:tcPr>
+            <w:tcW w:type="dxa" w:w="1994"/>
+            <w:gridSpan w:val="2"/>
             <w:shd w:val="clear" w:color="auto" w:fill="D9D9D9"/>
           </w:tcPr>
           <w:p>
@@ -748,7 +761,8 @@
         </w:tc>
         <w:tc>
           <w:tcPr>
-            <w:tcW w:type="dxa" w:w="2493"/>
+            <w:tcW w:type="dxa" w:w="2991"/>
+            <w:gridSpan w:val="3"/>
             <w:shd w:val="clear" w:color="auto" w:fill="D9D9D9"/>
           </w:tcPr>
           <w:p>
@@ -768,7 +782,8 @@
         </w:tc>
         <w:tc>
           <w:tcPr>
-            <w:tcW w:type="dxa" w:w="2493"/>
+            <w:tcW w:type="dxa" w:w="2991"/>
+            <w:gridSpan w:val="3"/>
             <w:shd w:val="clear" w:color="auto" w:fill="D9D9D9"/>
           </w:tcPr>
           <w:p>
@@ -788,7 +803,8 @@
         </w:tc>
         <w:tc>
           <w:tcPr>
-            <w:tcW w:type="dxa" w:w="2493"/>
+            <w:tcW w:type="dxa" w:w="1994"/>
+            <w:gridSpan w:val="2"/>
             <w:shd w:val="clear" w:color="auto" w:fill="D9D9D9"/>
           </w:tcPr>
           <w:p>
@@ -810,7 +826,8 @@
       <w:tr>
         <w:tc>
           <w:tcPr>
-            <w:tcW w:type="dxa" w:w="2493"/>
+            <w:tcW w:type="dxa" w:w="1994"/>
+            <w:gridSpan w:val="2"/>
           </w:tcPr>
           <w:p>
             <w:pPr>
@@ -829,7 +846,8 @@
         </w:tc>
         <w:tc>
           <w:tcPr>
-            <w:tcW w:type="dxa" w:w="2493"/>
+            <w:tcW w:type="dxa" w:w="2991"/>
+            <w:gridSpan w:val="3"/>
           </w:tcPr>
           <w:p>
             <w:pPr>
@@ -848,7 +866,8 @@
         </w:tc>
         <w:tc>
           <w:tcPr>
-            <w:tcW w:type="dxa" w:w="2493"/>
+            <w:tcW w:type="dxa" w:w="2991"/>
+            <w:gridSpan w:val="3"/>
           </w:tcPr>
           <w:p>
             <w:pPr>
@@ -867,7 +886,8 @@
         </w:tc>
         <w:tc>
           <w:tcPr>
-            <w:tcW w:type="dxa" w:w="2493"/>
+            <w:tcW w:type="dxa" w:w="1994"/>
+            <w:gridSpan w:val="2"/>
           </w:tcPr>
           <w:p>
             <w:pPr>
@@ -885,30 +905,34 @@
           </w:p>
         </w:tc>
       </w:tr>
-    </w:tbl>
-    <w:tbl>
-      <w:tblPr>
-        <w:tblW w:type="auto" w:w="0"/>
-        <w:tblLook w:firstColumn="1" w:firstRow="1" w:lastColumn="0" w:lastRow="0" w:noHBand="0" w:noVBand="1" w:val="04A0"/>
-        <w:tblBorders>
-          <w:top w:val="single" w:sz="4" w:space="0" w:color="000000"/>
-          <w:left w:val="single" w:sz="4" w:space="0" w:color="000000"/>
-          <w:bottom w:val="single" w:sz="4" w:space="0" w:color="000000"/>
-          <w:right w:val="single" w:sz="4" w:space="0" w:color="000000"/>
-          <w:insideH w:val="single" w:sz="4" w:space="0" w:color="000000"/>
-          <w:insideV w:val="single" w:sz="4" w:space="0" w:color="000000"/>
-        </w:tblBorders>
-        <w:tblW w:w="5000" w:type="pct"/>
-      </w:tblPr>
-      <w:tblGrid>
-        <w:gridCol w:w="3324"/>
-        <w:gridCol w:w="3324"/>
-        <w:gridCol w:w="3324"/>
-      </w:tblGrid>
       <w:tr>
         <w:tc>
           <w:tcPr>
-            <w:tcW w:type="dxa" w:w="3324"/>
+            <w:tcW w:type="dxa" w:w="9970"/>
+            <w:gridSpan w:val="10"/>
+            <w:shd w:val="clear" w:color="auto" w:fill="D9D9D9"/>
+          </w:tcPr>
+          <w:p>
+            <w:pPr>
+              <w:spacing w:before="20" w:after="20"/>
+            </w:pPr>
+            <w:r>
+              <w:rPr>
+                <w:rFonts w:ascii="Aptos" w:hAnsi="Aptos"/>
+                <w:b/>
+                <w:i w:val="0"/>
+                <w:sz w:val="22"/>
+              </w:rPr>
+              <w:t>Bilans ECTS</w:t>
+            </w:r>
+          </w:p>
+        </w:tc>
+      </w:tr>
+      <w:tr>
+        <w:tc>
+          <w:tcPr>
+            <w:tcW w:type="dxa" w:w="4985"/>
+            <w:gridSpan w:val="5"/>
             <w:shd w:val="clear" w:color="auto" w:fill="D9D9D9"/>
           </w:tcPr>
           <w:p>
@@ -928,7 +952,8 @@
         </w:tc>
         <w:tc>
           <w:tcPr>
-            <w:tcW w:type="dxa" w:w="3324"/>
+            <w:tcW w:type="dxa" w:w="2991"/>
+            <w:gridSpan w:val="3"/>
             <w:shd w:val="clear" w:color="auto" w:fill="D9D9D9"/>
           </w:tcPr>
           <w:p>
@@ -948,7 +973,8 @@
         </w:tc>
         <w:tc>
           <w:tcPr>
-            <w:tcW w:type="dxa" w:w="3324"/>
+            <w:tcW w:type="dxa" w:w="1994"/>
+            <w:gridSpan w:val="2"/>
             <w:shd w:val="clear" w:color="auto" w:fill="D9D9D9"/>
           </w:tcPr>
           <w:p>
@@ -970,7 +996,8 @@
       <w:tr>
         <w:tc>
           <w:tcPr>
-            <w:tcW w:type="dxa" w:w="3324"/>
+            <w:tcW w:type="dxa" w:w="4985"/>
+            <w:gridSpan w:val="5"/>
           </w:tcPr>
           <w:p>
             <w:pPr>
@@ -989,7 +1016,8 @@
         </w:tc>
         <w:tc>
           <w:tcPr>
-            <w:tcW w:type="dxa" w:w="3324"/>
+            <w:tcW w:type="dxa" w:w="2991"/>
+            <w:gridSpan w:val="3"/>
           </w:tcPr>
           <w:p>
             <w:pPr>
@@ -1008,7 +1036,8 @@
         </w:tc>
         <w:tc>
           <w:tcPr>
-            <w:tcW w:type="dxa" w:w="3324"/>
+            <w:tcW w:type="dxa" w:w="1994"/>
+            <w:gridSpan w:val="2"/>
           </w:tcPr>
           <w:p>
             <w:pPr>
@@ -1029,7 +1058,8 @@
       <w:tr>
         <w:tc>
           <w:tcPr>
-            <w:tcW w:type="dxa" w:w="3324"/>
+            <w:tcW w:type="dxa" w:w="4985"/>
+            <w:gridSpan w:val="5"/>
           </w:tcPr>
           <w:p>
             <w:pPr>
@@ -1048,7 +1078,8 @@
         </w:tc>
         <w:tc>
           <w:tcPr>
-            <w:tcW w:type="dxa" w:w="3324"/>
+            <w:tcW w:type="dxa" w:w="2991"/>
+            <w:gridSpan w:val="3"/>
           </w:tcPr>
           <w:p>
             <w:pPr>
@@ -1067,7 +1098,8 @@
         </w:tc>
         <w:tc>
           <w:tcPr>
-            <w:tcW w:type="dxa" w:w="3324"/>
+            <w:tcW w:type="dxa" w:w="1994"/>
+            <w:gridSpan w:val="2"/>
           </w:tcPr>
           <w:p>
             <w:pPr>
@@ -1088,7 +1120,29 @@
       <w:tr>
         <w:tc>
           <w:tcPr>
-            <w:tcW w:type="dxa" w:w="3324"/>
+            <w:tcW w:type="dxa" w:w="4985"/>
+            <w:gridSpan w:val="5"/>
+            <w:shd w:val="clear" w:color="auto" w:fill="D9D9D9"/>
+          </w:tcPr>
+          <w:p>
+            <w:pPr>
+              <w:spacing w:before="20" w:after="20"/>
+            </w:pPr>
+            <w:r>
+              <w:rPr>
+                <w:rFonts w:ascii="Aptos" w:hAnsi="Aptos"/>
+                <w:b/>
+                <w:i w:val="0"/>
+                <w:sz w:val="16"/>
+              </w:rPr>
+              <w:t>Opis samodzielnej pracy studenta</w:t>
+            </w:r>
+          </w:p>
+        </w:tc>
+        <w:tc>
+          <w:tcPr>
+            <w:tcW w:type="dxa" w:w="4985"/>
+            <w:gridSpan w:val="5"/>
           </w:tcPr>
           <w:p>
             <w:pPr>
@@ -1101,45 +1155,7 @@
                 <w:i w:val="0"/>
                 <w:sz w:val="22"/>
               </w:rPr>
-              <w:t>Suma</w:t>
-            </w:r>
-          </w:p>
-        </w:tc>
-        <w:tc>
-          <w:tcPr>
-            <w:tcW w:type="dxa" w:w="3324"/>
-          </w:tcPr>
-          <w:p>
-            <w:pPr>
-              <w:spacing w:before="20" w:after="20"/>
-            </w:pPr>
-            <w:r>
-              <w:rPr>
-                <w:rFonts w:ascii="Aptos" w:hAnsi="Aptos"/>
-                <w:b w:val="0"/>
-                <w:i w:val="0"/>
-                <w:sz w:val="22"/>
-              </w:rPr>
-              <w:t>50</w:t>
-            </w:r>
-          </w:p>
-        </w:tc>
-        <w:tc>
-          <w:tcPr>
-            <w:tcW w:type="dxa" w:w="3324"/>
-          </w:tcPr>
-          <w:p>
-            <w:pPr>
-              <w:spacing w:before="20" w:after="20"/>
-            </w:pPr>
-            <w:r>
-              <w:rPr>
-                <w:rFonts w:ascii="Aptos" w:hAnsi="Aptos"/>
-                <w:b w:val="0"/>
-                <w:i w:val="0"/>
-                <w:sz w:val="22"/>
-              </w:rPr>
-              <w:t>2</w:t>
+              <w:t>Nauka zagadnień z historii i kultury Japonii; przygotowanie do kolokwium końcowego; samodzielne studia literatury i materiałów dotyczących kultury japońskiej.</w:t>
             </w:r>
           </w:p>
         </w:tc>
@@ -1250,7 +1266,45 @@
           <w:tcPr>
             <w:tcW w:type="dxa" w:w="9972"/>
           </w:tcPr>
-          <w:p/>
+          <w:p>
+            <w:pPr>
+              <w:spacing w:before="20" w:after="20"/>
+            </w:pPr>
+            <w:r>
+              <w:rPr>
+                <w:rFonts w:ascii="Aptos" w:hAnsi="Aptos"/>
+                <w:b/>
+                <w:sz w:val="22"/>
+              </w:rPr>
+              <w:t>Wykład:</w:t>
+            </w:r>
+          </w:p>
+          <w:p>
+            <w:pPr>
+              <w:spacing w:before="20" w:after="20"/>
+            </w:pPr>
+            <w:r>
+              <w:rPr>
+                <w:rFonts w:ascii="Aptos" w:hAnsi="Aptos"/>
+                <w:b w:val="0"/>
+                <w:sz w:val="22"/>
+              </w:rPr>
+              <w:t>• wykład z prezentacją multimedialną</w:t>
+            </w:r>
+          </w:p>
+          <w:p>
+            <w:pPr>
+              <w:spacing w:before="20" w:after="20"/>
+            </w:pPr>
+            <w:r>
+              <w:rPr>
+                <w:rFonts w:ascii="Aptos" w:hAnsi="Aptos"/>
+                <w:b w:val="0"/>
+                <w:sz w:val="22"/>
+              </w:rPr>
+              <w:t>• wykład konwersatoryjny (z elementami dyskusji)</w:t>
+            </w:r>
+          </w:p>
         </w:tc>
       </w:tr>
     </w:tbl>
@@ -1501,79 +1555,7 @@
                 <w:rFonts w:ascii="Aptos" w:hAnsi="Aptos"/>
                 <w:sz w:val="22"/>
               </w:rPr>
-              <w:t>1. Kolokwium końcowe pisemne.</w:t>
-            </w:r>
-          </w:p>
-          <w:p>
-            <w:pPr>
-              <w:spacing w:before="20" w:after="20"/>
-            </w:pPr>
-            <w:r>
-              <w:rPr>
-                <w:rFonts w:ascii="Aptos" w:hAnsi="Aptos"/>
-                <w:sz w:val="22"/>
-              </w:rPr>
-              <w:t>2. Poniżej 50% - ndst</w:t>
-            </w:r>
-          </w:p>
-          <w:p>
-            <w:pPr>
-              <w:spacing w:before="20" w:after="20"/>
-            </w:pPr>
-            <w:r>
-              <w:rPr>
-                <w:rFonts w:ascii="Aptos" w:hAnsi="Aptos"/>
-                <w:sz w:val="22"/>
-              </w:rPr>
-              <w:t>3. Od 50% - dst</w:t>
-            </w:r>
-          </w:p>
-          <w:p>
-            <w:pPr>
-              <w:spacing w:before="20" w:after="20"/>
-            </w:pPr>
-            <w:r>
-              <w:rPr>
-                <w:rFonts w:ascii="Aptos" w:hAnsi="Aptos"/>
-                <w:sz w:val="22"/>
-              </w:rPr>
-              <w:t>4. Od 60% - dst+</w:t>
-            </w:r>
-          </w:p>
-          <w:p>
-            <w:pPr>
-              <w:spacing w:before="20" w:after="20"/>
-            </w:pPr>
-            <w:r>
-              <w:rPr>
-                <w:rFonts w:ascii="Aptos" w:hAnsi="Aptos"/>
-                <w:sz w:val="22"/>
-              </w:rPr>
-              <w:t>5. Od 70% - db</w:t>
-            </w:r>
-          </w:p>
-          <w:p>
-            <w:pPr>
-              <w:spacing w:before="20" w:after="20"/>
-            </w:pPr>
-            <w:r>
-              <w:rPr>
-                <w:rFonts w:ascii="Aptos" w:hAnsi="Aptos"/>
-                <w:sz w:val="22"/>
-              </w:rPr>
-              <w:t>6. Od 80% - db+</w:t>
-            </w:r>
-          </w:p>
-          <w:p>
-            <w:pPr>
-              <w:spacing w:before="20" w:after="20"/>
-            </w:pPr>
-            <w:r>
-              <w:rPr>
-                <w:rFonts w:ascii="Aptos" w:hAnsi="Aptos"/>
-                <w:sz w:val="22"/>
-              </w:rPr>
-              <w:t>7. Od 90% - bdb</w:t>
+              <w:t>1. kolokwium końcowe</w:t>
             </w:r>
           </w:p>
         </w:tc>
@@ -1588,81 +1570,10 @@
             <w:r>
               <w:rPr>
                 <w:rFonts w:ascii="Aptos" w:hAnsi="Aptos"/>
+                <w:b w:val="0"/>
+                <w:i w:val="0"/>
                 <w:sz w:val="22"/>
               </w:rPr>
-              <w:t>1. Kolokwium końcowe pisemne.</w:t>
-            </w:r>
-          </w:p>
-          <w:p>
-            <w:pPr>
-              <w:spacing w:before="20" w:after="20"/>
-            </w:pPr>
-            <w:r>
-              <w:rPr>
-                <w:rFonts w:ascii="Aptos" w:hAnsi="Aptos"/>
-                <w:sz w:val="22"/>
-              </w:rPr>
-              <w:t>2. Poniżej 50% - ndst</w:t>
-            </w:r>
-          </w:p>
-          <w:p>
-            <w:pPr>
-              <w:spacing w:before="20" w:after="20"/>
-            </w:pPr>
-            <w:r>
-              <w:rPr>
-                <w:rFonts w:ascii="Aptos" w:hAnsi="Aptos"/>
-                <w:sz w:val="22"/>
-              </w:rPr>
-              <w:t>3. Od 50% - dst</w:t>
-            </w:r>
-          </w:p>
-          <w:p>
-            <w:pPr>
-              <w:spacing w:before="20" w:after="20"/>
-            </w:pPr>
-            <w:r>
-              <w:rPr>
-                <w:rFonts w:ascii="Aptos" w:hAnsi="Aptos"/>
-                <w:sz w:val="22"/>
-              </w:rPr>
-              <w:t>4. Od 60% - dst+</w:t>
-            </w:r>
-          </w:p>
-          <w:p>
-            <w:pPr>
-              <w:spacing w:before="20" w:after="20"/>
-            </w:pPr>
-            <w:r>
-              <w:rPr>
-                <w:rFonts w:ascii="Aptos" w:hAnsi="Aptos"/>
-                <w:sz w:val="22"/>
-              </w:rPr>
-              <w:t>5. Od 70% - db</w:t>
-            </w:r>
-          </w:p>
-          <w:p>
-            <w:pPr>
-              <w:spacing w:before="20" w:after="20"/>
-            </w:pPr>
-            <w:r>
-              <w:rPr>
-                <w:rFonts w:ascii="Aptos" w:hAnsi="Aptos"/>
-                <w:sz w:val="22"/>
-              </w:rPr>
-              <w:t>6. Od 80% - db+</w:t>
-            </w:r>
-          </w:p>
-          <w:p>
-            <w:pPr>
-              <w:spacing w:before="20" w:after="20"/>
-            </w:pPr>
-            <w:r>
-              <w:rPr>
-                <w:rFonts w:ascii="Aptos" w:hAnsi="Aptos"/>
-                <w:sz w:val="22"/>
-              </w:rPr>
-              <w:t>7. Od 90% - bdb</w:t>
             </w:r>
           </w:p>
         </w:tc>
@@ -1903,14 +1814,14 @@
         <w:tblW w:w="5000" w:type="pct"/>
       </w:tblPr>
       <w:tblGrid>
-        <w:gridCol w:w="3324"/>
-        <w:gridCol w:w="3324"/>
-        <w:gridCol w:w="3324"/>
+        <w:gridCol w:w="680"/>
+        <w:gridCol w:w="4536"/>
+        <w:gridCol w:w="4252"/>
       </w:tblGrid>
       <w:tr>
         <w:tc>
           <w:tcPr>
-            <w:tcW w:type="dxa" w:w="9972"/>
+            <w:tcW w:type="dxa" w:w="9468"/>
             <w:gridSpan w:val="3"/>
             <w:shd w:val="clear" w:color="auto" w:fill="D9D9D9"/>
           </w:tcPr>
@@ -1933,7 +1844,7 @@
       <w:tr>
         <w:tc>
           <w:tcPr>
-            <w:tcW w:type="dxa" w:w="3324"/>
+            <w:tcW w:type="dxa" w:w="680"/>
             <w:shd w:val="clear" w:color="auto" w:fill="D9D9D9"/>
           </w:tcPr>
           <w:p>
@@ -1953,7 +1864,7 @@
         </w:tc>
         <w:tc>
           <w:tcPr>
-            <w:tcW w:type="dxa" w:w="3324"/>
+            <w:tcW w:type="dxa" w:w="4536"/>
             <w:shd w:val="clear" w:color="auto" w:fill="D9D9D9"/>
           </w:tcPr>
           <w:p>
@@ -1973,7 +1884,7 @@
         </w:tc>
         <w:tc>
           <w:tcPr>
-            <w:tcW w:type="dxa" w:w="3324"/>
+            <w:tcW w:type="dxa" w:w="4252"/>
             <w:shd w:val="clear" w:color="auto" w:fill="D9D9D9"/>
           </w:tcPr>
           <w:p>
@@ -1995,7 +1906,7 @@
       <w:tr>
         <w:tc>
           <w:tcPr>
-            <w:tcW w:type="dxa" w:w="3324"/>
+            <w:tcW w:type="dxa" w:w="680"/>
           </w:tcPr>
           <w:p>
             <w:pPr>
@@ -2014,7 +1925,7 @@
         </w:tc>
         <w:tc>
           <w:tcPr>
-            <w:tcW w:type="dxa" w:w="3324"/>
+            <w:tcW w:type="dxa" w:w="4536"/>
           </w:tcPr>
           <w:p>
             <w:pPr>
@@ -2033,7 +1944,7 @@
         </w:tc>
         <w:tc>
           <w:tcPr>
-            <w:tcW w:type="dxa" w:w="3324"/>
+            <w:tcW w:type="dxa" w:w="4252"/>
           </w:tcPr>
           <w:p>
             <w:pPr>
@@ -2053,7 +1964,7 @@
       <w:tr>
         <w:tc>
           <w:tcPr>
-            <w:tcW w:type="dxa" w:w="3324"/>
+            <w:tcW w:type="dxa" w:w="680"/>
           </w:tcPr>
           <w:p>
             <w:pPr>
@@ -2072,7 +1983,7 @@
         </w:tc>
         <w:tc>
           <w:tcPr>
-            <w:tcW w:type="dxa" w:w="3324"/>
+            <w:tcW w:type="dxa" w:w="4536"/>
           </w:tcPr>
           <w:p>
             <w:pPr>
@@ -2091,7 +2002,7 @@
         </w:tc>
         <w:tc>
           <w:tcPr>
-            <w:tcW w:type="dxa" w:w="3324"/>
+            <w:tcW w:type="dxa" w:w="4252"/>
           </w:tcPr>
           <w:p>
             <w:pPr>
@@ -2111,7 +2022,7 @@
       <w:tr>
         <w:tc>
           <w:tcPr>
-            <w:tcW w:type="dxa" w:w="3324"/>
+            <w:tcW w:type="dxa" w:w="680"/>
           </w:tcPr>
           <w:p>
             <w:pPr>
@@ -2130,7 +2041,7 @@
         </w:tc>
         <w:tc>
           <w:tcPr>
-            <w:tcW w:type="dxa" w:w="3324"/>
+            <w:tcW w:type="dxa" w:w="4536"/>
           </w:tcPr>
           <w:p>
             <w:pPr>
@@ -2149,7 +2060,7 @@
         </w:tc>
         <w:tc>
           <w:tcPr>
-            <w:tcW w:type="dxa" w:w="3324"/>
+            <w:tcW w:type="dxa" w:w="4252"/>
           </w:tcPr>
           <w:p>
             <w:pPr>
@@ -2169,7 +2080,7 @@
       <w:tr>
         <w:tc>
           <w:tcPr>
-            <w:tcW w:type="dxa" w:w="3324"/>
+            <w:tcW w:type="dxa" w:w="680"/>
           </w:tcPr>
           <w:p>
             <w:pPr>
@@ -2188,7 +2099,7 @@
         </w:tc>
         <w:tc>
           <w:tcPr>
-            <w:tcW w:type="dxa" w:w="3324"/>
+            <w:tcW w:type="dxa" w:w="4536"/>
           </w:tcPr>
           <w:p>
             <w:pPr>
@@ -2207,7 +2118,7 @@
         </w:tc>
         <w:tc>
           <w:tcPr>
-            <w:tcW w:type="dxa" w:w="3324"/>
+            <w:tcW w:type="dxa" w:w="4252"/>
           </w:tcPr>
           <w:p>
             <w:pPr>
@@ -2227,7 +2138,7 @@
       <w:tr>
         <w:tc>
           <w:tcPr>
-            <w:tcW w:type="dxa" w:w="3324"/>
+            <w:tcW w:type="dxa" w:w="680"/>
           </w:tcPr>
           <w:p>
             <w:pPr>
@@ -2246,7 +2157,7 @@
         </w:tc>
         <w:tc>
           <w:tcPr>
-            <w:tcW w:type="dxa" w:w="3324"/>
+            <w:tcW w:type="dxa" w:w="4536"/>
           </w:tcPr>
           <w:p>
             <w:pPr>
@@ -2265,7 +2176,7 @@
         </w:tc>
         <w:tc>
           <w:tcPr>
-            <w:tcW w:type="dxa" w:w="3324"/>
+            <w:tcW w:type="dxa" w:w="4252"/>
           </w:tcPr>
           <w:p>
             <w:pPr>
@@ -2285,7 +2196,7 @@
       <w:tr>
         <w:tc>
           <w:tcPr>
-            <w:tcW w:type="dxa" w:w="3324"/>
+            <w:tcW w:type="dxa" w:w="680"/>
           </w:tcPr>
           <w:p>
             <w:pPr>
@@ -2304,7 +2215,7 @@
         </w:tc>
         <w:tc>
           <w:tcPr>
-            <w:tcW w:type="dxa" w:w="3324"/>
+            <w:tcW w:type="dxa" w:w="4536"/>
           </w:tcPr>
           <w:p>
             <w:pPr>
@@ -2323,7 +2234,7 @@
         </w:tc>
         <w:tc>
           <w:tcPr>
-            <w:tcW w:type="dxa" w:w="3324"/>
+            <w:tcW w:type="dxa" w:w="4252"/>
           </w:tcPr>
           <w:p>
             <w:pPr>
@@ -2343,7 +2254,7 @@
       <w:tr>
         <w:tc>
           <w:tcPr>
-            <w:tcW w:type="dxa" w:w="3324"/>
+            <w:tcW w:type="dxa" w:w="680"/>
           </w:tcPr>
           <w:p>
             <w:pPr>
@@ -2362,7 +2273,7 @@
         </w:tc>
         <w:tc>
           <w:tcPr>
-            <w:tcW w:type="dxa" w:w="3324"/>
+            <w:tcW w:type="dxa" w:w="4536"/>
           </w:tcPr>
           <w:p>
             <w:pPr>
@@ -2381,7 +2292,7 @@
         </w:tc>
         <w:tc>
           <w:tcPr>
-            <w:tcW w:type="dxa" w:w="3324"/>
+            <w:tcW w:type="dxa" w:w="4252"/>
           </w:tcPr>
           <w:p>
             <w:pPr>
@@ -2401,7 +2312,7 @@
       <w:tr>
         <w:tc>
           <w:tcPr>
-            <w:tcW w:type="dxa" w:w="3324"/>
+            <w:tcW w:type="dxa" w:w="680"/>
           </w:tcPr>
           <w:p>
             <w:pPr>
@@ -2420,7 +2331,7 @@
         </w:tc>
         <w:tc>
           <w:tcPr>
-            <w:tcW w:type="dxa" w:w="3324"/>
+            <w:tcW w:type="dxa" w:w="4536"/>
           </w:tcPr>
           <w:p>
             <w:pPr>
@@ -2439,7 +2350,7 @@
         </w:tc>
         <w:tc>
           <w:tcPr>
-            <w:tcW w:type="dxa" w:w="3324"/>
+            <w:tcW w:type="dxa" w:w="4252"/>
           </w:tcPr>
           <w:p>
             <w:pPr>
@@ -2459,7 +2370,7 @@
       <w:tr>
         <w:tc>
           <w:tcPr>
-            <w:tcW w:type="dxa" w:w="3324"/>
+            <w:tcW w:type="dxa" w:w="680"/>
           </w:tcPr>
           <w:p>
             <w:pPr>
@@ -2478,7 +2389,7 @@
         </w:tc>
         <w:tc>
           <w:tcPr>
-            <w:tcW w:type="dxa" w:w="3324"/>
+            <w:tcW w:type="dxa" w:w="4536"/>
           </w:tcPr>
           <w:p>
             <w:pPr>
@@ -2497,7 +2408,7 @@
         </w:tc>
         <w:tc>
           <w:tcPr>
-            <w:tcW w:type="dxa" w:w="3324"/>
+            <w:tcW w:type="dxa" w:w="4252"/>
           </w:tcPr>
           <w:p>
             <w:pPr>
@@ -2517,7 +2428,7 @@
       <w:tr>
         <w:tc>
           <w:tcPr>
-            <w:tcW w:type="dxa" w:w="3324"/>
+            <w:tcW w:type="dxa" w:w="680"/>
           </w:tcPr>
           <w:p>
             <w:pPr>
@@ -2536,7 +2447,7 @@
         </w:tc>
         <w:tc>
           <w:tcPr>
-            <w:tcW w:type="dxa" w:w="3324"/>
+            <w:tcW w:type="dxa" w:w="4536"/>
           </w:tcPr>
           <w:p>
             <w:pPr>
@@ -2555,7 +2466,7 @@
         </w:tc>
         <w:tc>
           <w:tcPr>
-            <w:tcW w:type="dxa" w:w="3324"/>
+            <w:tcW w:type="dxa" w:w="4252"/>
           </w:tcPr>
           <w:p>
             <w:pPr>
@@ -2575,7 +2486,7 @@
       <w:tr>
         <w:tc>
           <w:tcPr>
-            <w:tcW w:type="dxa" w:w="3324"/>
+            <w:tcW w:type="dxa" w:w="680"/>
           </w:tcPr>
           <w:p>
             <w:pPr>
@@ -2594,7 +2505,7 @@
         </w:tc>
         <w:tc>
           <w:tcPr>
-            <w:tcW w:type="dxa" w:w="3324"/>
+            <w:tcW w:type="dxa" w:w="4536"/>
           </w:tcPr>
           <w:p>
             <w:pPr>
@@ -2613,7 +2524,7 @@
         </w:tc>
         <w:tc>
           <w:tcPr>
-            <w:tcW w:type="dxa" w:w="3324"/>
+            <w:tcW w:type="dxa" w:w="4252"/>
           </w:tcPr>
           <w:p>
             <w:pPr>
@@ -2633,7 +2544,7 @@
       <w:tr>
         <w:tc>
           <w:tcPr>
-            <w:tcW w:type="dxa" w:w="3324"/>
+            <w:tcW w:type="dxa" w:w="680"/>
           </w:tcPr>
           <w:p>
             <w:pPr>
@@ -2652,7 +2563,7 @@
         </w:tc>
         <w:tc>
           <w:tcPr>
-            <w:tcW w:type="dxa" w:w="3324"/>
+            <w:tcW w:type="dxa" w:w="4536"/>
           </w:tcPr>
           <w:p>
             <w:pPr>
@@ -2671,7 +2582,7 @@
         </w:tc>
         <w:tc>
           <w:tcPr>
-            <w:tcW w:type="dxa" w:w="3324"/>
+            <w:tcW w:type="dxa" w:w="4252"/>
           </w:tcPr>
           <w:p>
             <w:pPr>
@@ -2691,7 +2602,7 @@
       <w:tr>
         <w:tc>
           <w:tcPr>
-            <w:tcW w:type="dxa" w:w="3324"/>
+            <w:tcW w:type="dxa" w:w="680"/>
           </w:tcPr>
           <w:p>
             <w:pPr>
@@ -2710,7 +2621,7 @@
         </w:tc>
         <w:tc>
           <w:tcPr>
-            <w:tcW w:type="dxa" w:w="3324"/>
+            <w:tcW w:type="dxa" w:w="4536"/>
           </w:tcPr>
           <w:p>
             <w:pPr>
@@ -2729,7 +2640,7 @@
         </w:tc>
         <w:tc>
           <w:tcPr>
-            <w:tcW w:type="dxa" w:w="3324"/>
+            <w:tcW w:type="dxa" w:w="4252"/>
           </w:tcPr>
           <w:p>
             <w:pPr>
@@ -2749,7 +2660,7 @@
       <w:tr>
         <w:tc>
           <w:tcPr>
-            <w:tcW w:type="dxa" w:w="3324"/>
+            <w:tcW w:type="dxa" w:w="680"/>
           </w:tcPr>
           <w:p>
             <w:pPr>
@@ -2768,7 +2679,7 @@
         </w:tc>
         <w:tc>
           <w:tcPr>
-            <w:tcW w:type="dxa" w:w="3324"/>
+            <w:tcW w:type="dxa" w:w="4536"/>
           </w:tcPr>
           <w:p>
             <w:pPr>
@@ -2787,7 +2698,7 @@
         </w:tc>
         <w:tc>
           <w:tcPr>
-            <w:tcW w:type="dxa" w:w="3324"/>
+            <w:tcW w:type="dxa" w:w="4252"/>
           </w:tcPr>
           <w:p>
             <w:pPr>
@@ -2807,7 +2718,7 @@
       <w:tr>
         <w:tc>
           <w:tcPr>
-            <w:tcW w:type="dxa" w:w="3324"/>
+            <w:tcW w:type="dxa" w:w="680"/>
           </w:tcPr>
           <w:p>
             <w:pPr>
@@ -2826,7 +2737,7 @@
         </w:tc>
         <w:tc>
           <w:tcPr>
-            <w:tcW w:type="dxa" w:w="3324"/>
+            <w:tcW w:type="dxa" w:w="4536"/>
           </w:tcPr>
           <w:p>
             <w:pPr>
@@ -2845,7 +2756,7 @@
         </w:tc>
         <w:tc>
           <w:tcPr>
-            <w:tcW w:type="dxa" w:w="3324"/>
+            <w:tcW w:type="dxa" w:w="4252"/>
           </w:tcPr>
           <w:p>
             <w:pPr>
@@ -3322,6 +3233,7 @@
                 <w:i w:val="0"/>
                 <w:sz w:val="22"/>
               </w:rPr>
+              <w:t>kolokwium końcowe</w:t>
             </w:r>
           </w:p>
         </w:tc>
@@ -3379,6 +3291,7 @@
                 <w:i w:val="0"/>
                 <w:sz w:val="22"/>
               </w:rPr>
+              <w:t>kolokwium końcowe</w:t>
             </w:r>
           </w:p>
         </w:tc>
@@ -3542,6 +3455,7 @@
                 <w:i w:val="0"/>
                 <w:sz w:val="22"/>
               </w:rPr>
+              <w:t>kolokwium końcowe</w:t>
             </w:r>
           </w:p>
         </w:tc>
@@ -3600,6 +3514,7 @@
                 <w:i w:val="0"/>
                 <w:sz w:val="22"/>
               </w:rPr>
+              <w:t>kolokwium końcowe</w:t>
             </w:r>
           </w:p>
         </w:tc>
@@ -3657,6 +3572,7 @@
                 <w:i w:val="0"/>
                 <w:sz w:val="22"/>
               </w:rPr>
+              <w:t>kolokwium końcowe</w:t>
             </w:r>
           </w:p>
         </w:tc>
@@ -3820,6 +3736,7 @@
                 <w:i w:val="0"/>
                 <w:sz w:val="22"/>
               </w:rPr>
+              <w:t>kolokwium końcowe</w:t>
             </w:r>
           </w:p>
         </w:tc>
@@ -3925,62 +3842,6 @@
                 <w:sz w:val="16"/>
               </w:rPr>
               <w:t>Wyposażenie specjalistyczne konieczne do realizacji przedmiotu</w:t>
-            </w:r>
-          </w:p>
-        </w:tc>
-      </w:tr>
-      <w:tr>
-        <w:tc>
-          <w:tcPr>
-            <w:tcW w:type="dxa" w:w="3324"/>
-          </w:tcPr>
-          <w:p>
-            <w:pPr>
-              <w:spacing w:before="20" w:after="20"/>
-            </w:pPr>
-            <w:r>
-              <w:rPr>
-                <w:rFonts w:ascii="Aptos" w:hAnsi="Aptos"/>
-                <w:b w:val="0"/>
-                <w:i w:val="0"/>
-                <w:sz w:val="22"/>
-              </w:rPr>
-            </w:r>
-          </w:p>
-        </w:tc>
-        <w:tc>
-          <w:tcPr>
-            <w:tcW w:type="dxa" w:w="3324"/>
-          </w:tcPr>
-          <w:p>
-            <w:pPr>
-              <w:spacing w:before="20" w:after="20"/>
-            </w:pPr>
-            <w:r>
-              <w:rPr>
-                <w:rFonts w:ascii="Aptos" w:hAnsi="Aptos"/>
-                <w:b w:val="0"/>
-                <w:i w:val="0"/>
-                <w:sz w:val="22"/>
-              </w:rPr>
-            </w:r>
-          </w:p>
-        </w:tc>
-        <w:tc>
-          <w:tcPr>
-            <w:tcW w:type="dxa" w:w="3324"/>
-          </w:tcPr>
-          <w:p>
-            <w:pPr>
-              <w:spacing w:before="20" w:after="20"/>
-            </w:pPr>
-            <w:r>
-              <w:rPr>
-                <w:rFonts w:ascii="Aptos" w:hAnsi="Aptos"/>
-                <w:b w:val="0"/>
-                <w:i w:val="0"/>
-                <w:sz w:val="22"/>
-              </w:rPr>
             </w:r>
           </w:p>
         </w:tc>

--- a/public/assets/files/stacjonarne/HKJ.docx
+++ b/public/assets/files/stacjonarne/HKJ.docx
@@ -3196,6 +3196,7 @@
                 <w:i w:val="0"/>
                 <w:sz w:val="22"/>
               </w:rPr>
+              <w:t>K_W19</w:t>
             </w:r>
           </w:p>
         </w:tc>
@@ -3254,6 +3255,7 @@
                 <w:i w:val="0"/>
                 <w:sz w:val="22"/>
               </w:rPr>
+              <w:t>K_W17</w:t>
             </w:r>
           </w:p>
         </w:tc>
@@ -3455,7 +3457,6 @@
                 <w:i w:val="0"/>
                 <w:sz w:val="22"/>
               </w:rPr>
-              <w:t>kolokwium końcowe</w:t>
             </w:r>
           </w:p>
         </w:tc>
@@ -3514,7 +3515,6 @@
                 <w:i w:val="0"/>
                 <w:sz w:val="22"/>
               </w:rPr>
-              <w:t>kolokwium końcowe</w:t>
             </w:r>
           </w:p>
         </w:tc>
@@ -3535,6 +3535,7 @@
                 <w:i w:val="0"/>
                 <w:sz w:val="22"/>
               </w:rPr>
+              <w:t>K_U19</w:t>
             </w:r>
           </w:p>
         </w:tc>
@@ -3572,7 +3573,6 @@
                 <w:i w:val="0"/>
                 <w:sz w:val="22"/>
               </w:rPr>
-              <w:t>kolokwium końcowe</w:t>
             </w:r>
           </w:p>
         </w:tc>
@@ -3736,7 +3736,6 @@
                 <w:i w:val="0"/>
                 <w:sz w:val="22"/>
               </w:rPr>
-              <w:t>kolokwium końcowe</w:t>
             </w:r>
           </w:p>
         </w:tc>

--- a/public/assets/files/stacjonarne/HKJ.docx
+++ b/public/assets/files/stacjonarne/HKJ.docx
@@ -1815,14 +1815,13 @@
       </w:tblPr>
       <w:tblGrid>
         <w:gridCol w:w="680"/>
-        <w:gridCol w:w="4536"/>
-        <w:gridCol w:w="4252"/>
+        <w:gridCol w:w="8788"/>
       </w:tblGrid>
       <w:tr>
         <w:tc>
           <w:tcPr>
             <w:tcW w:type="dxa" w:w="9468"/>
-            <w:gridSpan w:val="3"/>
+            <w:gridSpan w:val="2"/>
             <w:shd w:val="clear" w:color="auto" w:fill="D9D9D9"/>
           </w:tcPr>
           <w:p>
@@ -1864,7 +1863,7 @@
         </w:tc>
         <w:tc>
           <w:tcPr>
-            <w:tcW w:type="dxa" w:w="4536"/>
+            <w:tcW w:type="dxa" w:w="8788"/>
             <w:shd w:val="clear" w:color="auto" w:fill="D9D9D9"/>
           </w:tcPr>
           <w:p>
@@ -1878,27 +1877,7 @@
                 <w:i w:val="0"/>
                 <w:sz w:val="16"/>
               </w:rPr>
-              <w:t>Wykład</w:t>
-            </w:r>
-          </w:p>
-        </w:tc>
-        <w:tc>
-          <w:tcPr>
-            <w:tcW w:type="dxa" w:w="4252"/>
-            <w:shd w:val="clear" w:color="auto" w:fill="D9D9D9"/>
-          </w:tcPr>
-          <w:p>
-            <w:pPr>
-              <w:spacing w:before="20" w:after="20"/>
-            </w:pPr>
-            <w:r>
-              <w:rPr>
-                <w:rFonts w:ascii="Aptos" w:hAnsi="Aptos"/>
-                <w:b/>
-                <w:i w:val="0"/>
-                <w:sz w:val="16"/>
-              </w:rPr>
-              <w:t>Ćwiczenia / Laboratorium / Pracownia</w:t>
+              <w:t>Treści programowe</w:t>
             </w:r>
           </w:p>
         </w:tc>
@@ -1925,7 +1904,7 @@
         </w:tc>
         <w:tc>
           <w:tcPr>
-            <w:tcW w:type="dxa" w:w="4536"/>
+            <w:tcW w:type="dxa" w:w="8788"/>
           </w:tcPr>
           <w:p>
             <w:pPr>
@@ -1939,24 +1918,6 @@
                 <w:sz w:val="22"/>
               </w:rPr>
               <w:t>Kultura i etykieta biznesu w Japonii (1) - Jak zdobyć zaufanie Japończyka. Dobre pierwsze wrażenie. Przedstawianie się i wymiana wizytówek. Nawiązywanie i podtrzymywanie kontaktu. Podstawowa japońska etykieta biznesu. Japońska gospodarka. Rynek pracy w Japonii.</w:t>
-            </w:r>
-          </w:p>
-        </w:tc>
-        <w:tc>
-          <w:tcPr>
-            <w:tcW w:type="dxa" w:w="4252"/>
-          </w:tcPr>
-          <w:p>
-            <w:pPr>
-              <w:spacing w:before="20" w:after="20"/>
-            </w:pPr>
-            <w:r>
-              <w:rPr>
-                <w:rFonts w:ascii="Aptos" w:hAnsi="Aptos"/>
-                <w:b w:val="0"/>
-                <w:i w:val="0"/>
-                <w:sz w:val="22"/>
-              </w:rPr>
             </w:r>
           </w:p>
         </w:tc>
@@ -1983,7 +1944,7 @@
         </w:tc>
         <w:tc>
           <w:tcPr>
-            <w:tcW w:type="dxa" w:w="4536"/>
+            <w:tcW w:type="dxa" w:w="8788"/>
           </w:tcPr>
           <w:p>
             <w:pPr>
@@ -1997,24 +1958,6 @@
                 <w:sz w:val="22"/>
               </w:rPr>
               <w:t>Kultura i etykieta biznesu w Japonii (2) - Charakterystyka pracy w Japonii. Kobiety w japońskich firmach. Przedsiębiorstwa japońskie (kaizen). Wartości, symbole, postawy w japońskich firmach. Przebieg spotkania biznesowego. Negocjacje i podejmowanie decyzji.</w:t>
-            </w:r>
-          </w:p>
-        </w:tc>
-        <w:tc>
-          <w:tcPr>
-            <w:tcW w:type="dxa" w:w="4252"/>
-          </w:tcPr>
-          <w:p>
-            <w:pPr>
-              <w:spacing w:before="20" w:after="20"/>
-            </w:pPr>
-            <w:r>
-              <w:rPr>
-                <w:rFonts w:ascii="Aptos" w:hAnsi="Aptos"/>
-                <w:b w:val="0"/>
-                <w:i w:val="0"/>
-                <w:sz w:val="22"/>
-              </w:rPr>
             </w:r>
           </w:p>
         </w:tc>
@@ -2041,7 +1984,7 @@
         </w:tc>
         <w:tc>
           <w:tcPr>
-            <w:tcW w:type="dxa" w:w="4536"/>
+            <w:tcW w:type="dxa" w:w="8788"/>
           </w:tcPr>
           <w:p>
             <w:pPr>
@@ -2055,24 +1998,6 @@
                 <w:sz w:val="22"/>
               </w:rPr>
               <w:t>Japonia w relacjach zagranicznych - Firmy zagraniczne w Japonii. Efektywny biznes w Japonii. Różnice kulturowe pomiędzy Japonią, Chinami i Koreą. Lokalizacja Japonii na świecie i elementy kultury japońskiej.</w:t>
-            </w:r>
-          </w:p>
-        </w:tc>
-        <w:tc>
-          <w:tcPr>
-            <w:tcW w:type="dxa" w:w="4252"/>
-          </w:tcPr>
-          <w:p>
-            <w:pPr>
-              <w:spacing w:before="20" w:after="20"/>
-            </w:pPr>
-            <w:r>
-              <w:rPr>
-                <w:rFonts w:ascii="Aptos" w:hAnsi="Aptos"/>
-                <w:b w:val="0"/>
-                <w:i w:val="0"/>
-                <w:sz w:val="22"/>
-              </w:rPr>
             </w:r>
           </w:p>
         </w:tc>
@@ -2099,7 +2024,7 @@
         </w:tc>
         <w:tc>
           <w:tcPr>
-            <w:tcW w:type="dxa" w:w="4536"/>
+            <w:tcW w:type="dxa" w:w="8788"/>
           </w:tcPr>
           <w:p>
             <w:pPr>
@@ -2113,24 +2038,6 @@
                 <w:sz w:val="22"/>
               </w:rPr>
               <w:t>Geneza i historia animacji i mangi - Wczesny rozwój animacji i mangi. Ważne dzieła i ich wpływ kulturowy. Popularność i rozpowszechnianie w Japonii i za granicą.</w:t>
-            </w:r>
-          </w:p>
-        </w:tc>
-        <w:tc>
-          <w:tcPr>
-            <w:tcW w:type="dxa" w:w="4252"/>
-          </w:tcPr>
-          <w:p>
-            <w:pPr>
-              <w:spacing w:before="20" w:after="20"/>
-            </w:pPr>
-            <w:r>
-              <w:rPr>
-                <w:rFonts w:ascii="Aptos" w:hAnsi="Aptos"/>
-                <w:b w:val="0"/>
-                <w:i w:val="0"/>
-                <w:sz w:val="22"/>
-              </w:rPr>
             </w:r>
           </w:p>
         </w:tc>
@@ -2157,7 +2064,7 @@
         </w:tc>
         <w:tc>
           <w:tcPr>
-            <w:tcW w:type="dxa" w:w="4536"/>
+            <w:tcW w:type="dxa" w:w="8788"/>
           </w:tcPr>
           <w:p>
             <w:pPr>
@@ -2171,24 +2078,6 @@
                 <w:sz w:val="22"/>
               </w:rPr>
               <w:t>Gatunki i cechy charakterystyczne mangi i anime - Gatunki shōnen, shōjo, seinen. Projekty postaci i style ekspresji. Przemysłowy i ekonomiczny wpływ anime i mangi.</w:t>
-            </w:r>
-          </w:p>
-        </w:tc>
-        <w:tc>
-          <w:tcPr>
-            <w:tcW w:type="dxa" w:w="4252"/>
-          </w:tcPr>
-          <w:p>
-            <w:pPr>
-              <w:spacing w:before="20" w:after="20"/>
-            </w:pPr>
-            <w:r>
-              <w:rPr>
-                <w:rFonts w:ascii="Aptos" w:hAnsi="Aptos"/>
-                <w:b w:val="0"/>
-                <w:i w:val="0"/>
-                <w:sz w:val="22"/>
-              </w:rPr>
             </w:r>
           </w:p>
         </w:tc>
@@ -2215,7 +2104,7 @@
         </w:tc>
         <w:tc>
           <w:tcPr>
-            <w:tcW w:type="dxa" w:w="4536"/>
+            <w:tcW w:type="dxa" w:w="8788"/>
           </w:tcPr>
           <w:p>
             <w:pPr>
@@ -2229,24 +2118,6 @@
                 <w:sz w:val="22"/>
               </w:rPr>
               <w:t>Wielkość i rozwój rynku animacji i mangi - Działalność związana z licencjonowaniem i rozwojem produktów. Wpływ gospodarczy animacji i mangi.</w:t>
-            </w:r>
-          </w:p>
-        </w:tc>
-        <w:tc>
-          <w:tcPr>
-            <w:tcW w:type="dxa" w:w="4252"/>
-          </w:tcPr>
-          <w:p>
-            <w:pPr>
-              <w:spacing w:before="20" w:after="20"/>
-            </w:pPr>
-            <w:r>
-              <w:rPr>
-                <w:rFonts w:ascii="Aptos" w:hAnsi="Aptos"/>
-                <w:b w:val="0"/>
-                <w:i w:val="0"/>
-                <w:sz w:val="22"/>
-              </w:rPr>
             </w:r>
           </w:p>
         </w:tc>
@@ -2273,7 +2144,7 @@
         </w:tc>
         <w:tc>
           <w:tcPr>
-            <w:tcW w:type="dxa" w:w="4536"/>
+            <w:tcW w:type="dxa" w:w="8788"/>
           </w:tcPr>
           <w:p>
             <w:pPr>
@@ -2287,24 +2158,6 @@
                 <w:sz w:val="22"/>
               </w:rPr>
               <w:t>Estetyka japońska - Percepcja natury. Pojęcie piękna i kształtowanie się estetyki japońskiej. Cechy kluczowe estetyki japońskiej: sugestia, nieregularność, prostota, nietrwałość. Pojęcia estetyczne: wabi-sabi, miyabi, aware, iki, yūgen.</w:t>
-            </w:r>
-          </w:p>
-        </w:tc>
-        <w:tc>
-          <w:tcPr>
-            <w:tcW w:type="dxa" w:w="4252"/>
-          </w:tcPr>
-          <w:p>
-            <w:pPr>
-              <w:spacing w:before="20" w:after="20"/>
-            </w:pPr>
-            <w:r>
-              <w:rPr>
-                <w:rFonts w:ascii="Aptos" w:hAnsi="Aptos"/>
-                <w:b w:val="0"/>
-                <w:i w:val="0"/>
-                <w:sz w:val="22"/>
-              </w:rPr>
             </w:r>
           </w:p>
         </w:tc>
@@ -2331,7 +2184,7 @@
         </w:tc>
         <w:tc>
           <w:tcPr>
-            <w:tcW w:type="dxa" w:w="4536"/>
+            <w:tcW w:type="dxa" w:w="8788"/>
           </w:tcPr>
           <w:p>
             <w:pPr>
@@ -2345,24 +2198,6 @@
                 <w:sz w:val="22"/>
               </w:rPr>
               <w:t>Architektura japońska - Miasta i prowincji, współcześni architekci. Przejście od architektury tradycyjnej do nowoczesnej. Architektura współczesna: powojenny metabolism, postmodernizm.</w:t>
-            </w:r>
-          </w:p>
-        </w:tc>
-        <w:tc>
-          <w:tcPr>
-            <w:tcW w:type="dxa" w:w="4252"/>
-          </w:tcPr>
-          <w:p>
-            <w:pPr>
-              <w:spacing w:before="20" w:after="20"/>
-            </w:pPr>
-            <w:r>
-              <w:rPr>
-                <w:rFonts w:ascii="Aptos" w:hAnsi="Aptos"/>
-                <w:b w:val="0"/>
-                <w:i w:val="0"/>
-                <w:sz w:val="22"/>
-              </w:rPr>
             </w:r>
           </w:p>
         </w:tc>
@@ -2389,7 +2224,7 @@
         </w:tc>
         <w:tc>
           <w:tcPr>
-            <w:tcW w:type="dxa" w:w="4536"/>
+            <w:tcW w:type="dxa" w:w="8788"/>
           </w:tcPr>
           <w:p>
             <w:pPr>
@@ -2403,24 +2238,6 @@
                 <w:sz w:val="22"/>
               </w:rPr>
               <w:t>Koleje japońskie - Ewolucja i estetyka dworców kolejowych w Japonii. Japońskie pociągi.</w:t>
-            </w:r>
-          </w:p>
-        </w:tc>
-        <w:tc>
-          <w:tcPr>
-            <w:tcW w:type="dxa" w:w="4252"/>
-          </w:tcPr>
-          <w:p>
-            <w:pPr>
-              <w:spacing w:before="20" w:after="20"/>
-            </w:pPr>
-            <w:r>
-              <w:rPr>
-                <w:rFonts w:ascii="Aptos" w:hAnsi="Aptos"/>
-                <w:b w:val="0"/>
-                <w:i w:val="0"/>
-                <w:sz w:val="22"/>
-              </w:rPr>
             </w:r>
           </w:p>
         </w:tc>
@@ -2447,7 +2264,7 @@
         </w:tc>
         <w:tc>
           <w:tcPr>
-            <w:tcW w:type="dxa" w:w="4536"/>
+            <w:tcW w:type="dxa" w:w="8788"/>
           </w:tcPr>
           <w:p>
             <w:pPr>
@@ -2461,24 +2278,6 @@
                 <w:sz w:val="22"/>
               </w:rPr>
               <w:t>Estetyka infrastruktury w Japonii - Architekt i inżynier w Japonii. Historia estetyki infrastruktury. Zasady estetyki kolei.</w:t>
-            </w:r>
-          </w:p>
-        </w:tc>
-        <w:tc>
-          <w:tcPr>
-            <w:tcW w:type="dxa" w:w="4252"/>
-          </w:tcPr>
-          <w:p>
-            <w:pPr>
-              <w:spacing w:before="20" w:after="20"/>
-            </w:pPr>
-            <w:r>
-              <w:rPr>
-                <w:rFonts w:ascii="Aptos" w:hAnsi="Aptos"/>
-                <w:b w:val="0"/>
-                <w:i w:val="0"/>
-                <w:sz w:val="22"/>
-              </w:rPr>
             </w:r>
           </w:p>
         </w:tc>
@@ -2505,7 +2304,7 @@
         </w:tc>
         <w:tc>
           <w:tcPr>
-            <w:tcW w:type="dxa" w:w="4536"/>
+            <w:tcW w:type="dxa" w:w="8788"/>
           </w:tcPr>
           <w:p>
             <w:pPr>
@@ -2519,24 +2318,6 @@
                 <w:sz w:val="22"/>
               </w:rPr>
               <w:t>Przestrzeń publiczna w Japonii - Przykłady kolei na estakadach, placów dworcowych, sztuka publiczna.</w:t>
-            </w:r>
-          </w:p>
-        </w:tc>
-        <w:tc>
-          <w:tcPr>
-            <w:tcW w:type="dxa" w:w="4252"/>
-          </w:tcPr>
-          <w:p>
-            <w:pPr>
-              <w:spacing w:before="20" w:after="20"/>
-            </w:pPr>
-            <w:r>
-              <w:rPr>
-                <w:rFonts w:ascii="Aptos" w:hAnsi="Aptos"/>
-                <w:b w:val="0"/>
-                <w:i w:val="0"/>
-                <w:sz w:val="22"/>
-              </w:rPr>
             </w:r>
           </w:p>
         </w:tc>
@@ -2563,7 +2344,7 @@
         </w:tc>
         <w:tc>
           <w:tcPr>
-            <w:tcW w:type="dxa" w:w="4536"/>
+            <w:tcW w:type="dxa" w:w="8788"/>
           </w:tcPr>
           <w:p>
             <w:pPr>
@@ -2577,24 +2358,6 @@
                 <w:sz w:val="22"/>
               </w:rPr>
               <w:t>Kultura otaku - Powstanie i charakterystyka. Znaczenie cosplay i doujin. Rola wydarzeń i społeczności - globalny wpływ.</w:t>
-            </w:r>
-          </w:p>
-        </w:tc>
-        <w:tc>
-          <w:tcPr>
-            <w:tcW w:type="dxa" w:w="4252"/>
-          </w:tcPr>
-          <w:p>
-            <w:pPr>
-              <w:spacing w:before="20" w:after="20"/>
-            </w:pPr>
-            <w:r>
-              <w:rPr>
-                <w:rFonts w:ascii="Aptos" w:hAnsi="Aptos"/>
-                <w:b w:val="0"/>
-                <w:i w:val="0"/>
-                <w:sz w:val="22"/>
-              </w:rPr>
             </w:r>
           </w:p>
         </w:tc>
@@ -2621,7 +2384,7 @@
         </w:tc>
         <w:tc>
           <w:tcPr>
-            <w:tcW w:type="dxa" w:w="4536"/>
+            <w:tcW w:type="dxa" w:w="8788"/>
           </w:tcPr>
           <w:p>
             <w:pPr>
@@ -2635,24 +2398,6 @@
                 <w:sz w:val="22"/>
               </w:rPr>
               <w:t>Popularność i wpływ anime i mangi za granicą - Interakcja z międzynarodowymi fanami. Akceptacja kulturowa.</w:t>
-            </w:r>
-          </w:p>
-        </w:tc>
-        <w:tc>
-          <w:tcPr>
-            <w:tcW w:type="dxa" w:w="4252"/>
-          </w:tcPr>
-          <w:p>
-            <w:pPr>
-              <w:spacing w:before="20" w:after="20"/>
-            </w:pPr>
-            <w:r>
-              <w:rPr>
-                <w:rFonts w:ascii="Aptos" w:hAnsi="Aptos"/>
-                <w:b w:val="0"/>
-                <w:i w:val="0"/>
-                <w:sz w:val="22"/>
-              </w:rPr>
             </w:r>
           </w:p>
         </w:tc>
@@ -2679,7 +2424,7 @@
         </w:tc>
         <w:tc>
           <w:tcPr>
-            <w:tcW w:type="dxa" w:w="4536"/>
+            <w:tcW w:type="dxa" w:w="8788"/>
           </w:tcPr>
           <w:p>
             <w:pPr>
@@ -2693,24 +2438,6 @@
                 <w:sz w:val="22"/>
               </w:rPr>
               <w:t>Wprowadzenie do historii japońskiej.</w:t>
-            </w:r>
-          </w:p>
-        </w:tc>
-        <w:tc>
-          <w:tcPr>
-            <w:tcW w:type="dxa" w:w="4252"/>
-          </w:tcPr>
-          <w:p>
-            <w:pPr>
-              <w:spacing w:before="20" w:after="20"/>
-            </w:pPr>
-            <w:r>
-              <w:rPr>
-                <w:rFonts w:ascii="Aptos" w:hAnsi="Aptos"/>
-                <w:b w:val="0"/>
-                <w:i w:val="0"/>
-                <w:sz w:val="22"/>
-              </w:rPr>
             </w:r>
           </w:p>
         </w:tc>
@@ -2737,7 +2464,7 @@
         </w:tc>
         <w:tc>
           <w:tcPr>
-            <w:tcW w:type="dxa" w:w="4536"/>
+            <w:tcW w:type="dxa" w:w="8788"/>
           </w:tcPr>
           <w:p>
             <w:pPr>
@@ -2751,24 +2478,6 @@
                 <w:sz w:val="22"/>
               </w:rPr>
               <w:t>Podsumowanie wszystkich zagadnień, kolokwium końcowe.</w:t>
-            </w:r>
-          </w:p>
-        </w:tc>
-        <w:tc>
-          <w:tcPr>
-            <w:tcW w:type="dxa" w:w="4252"/>
-          </w:tcPr>
-          <w:p>
-            <w:pPr>
-              <w:spacing w:before="20" w:after="20"/>
-            </w:pPr>
-            <w:r>
-              <w:rPr>
-                <w:rFonts w:ascii="Aptos" w:hAnsi="Aptos"/>
-                <w:b w:val="0"/>
-                <w:i w:val="0"/>
-                <w:sz w:val="22"/>
-              </w:rPr>
             </w:r>
           </w:p>
         </w:tc>
